--- a/backend-exhibits/Egnyte to Google Shared Drive Standard Plan - Standard Include.docx
+++ b/backend-exhibits/Egnyte to Google Shared Drive Standard Plan - Standard Include.docx
@@ -51,7 +51,7 @@
             </w:pPr>
             <w:r>
               <w:rPr>
-                <w:rFonts w:ascii="Arial" w:eastAsia="Arial" w:hAnsi="Arial" w:cs="Arial"/>
+                <w:rFonts w:ascii="Arial" w:hAnsi="Arial" w:cs="Arial" w:eastAsia="Arial"/>
                 <w:b/>
                 <w:sz w:val="21"/>
                 <w:szCs w:val="21"/>
@@ -85,7 +85,7 @@
             </w:pPr>
             <w:r>
               <w:rPr>
-                <w:rFonts w:ascii="Arial" w:eastAsia="Arial" w:hAnsi="Arial" w:cs="Arial"/>
+                <w:rFonts w:ascii="Arial" w:hAnsi="Arial" w:cs="Arial" w:eastAsia="Arial"/>
                 <w:b/>
                 <w:sz w:val="21"/>
                 <w:szCs w:val="21"/>
@@ -115,7 +115,7 @@
             <w:proofErr w:type="spellStart"/>
             <w:r>
               <w:rPr>
-                <w:rFonts w:ascii="Arial" w:eastAsia="Arial" w:hAnsi="Arial" w:cs="Arial"/>
+                <w:rFonts w:ascii="Arial" w:hAnsi="Arial" w:cs="Arial" w:eastAsia="Arial"/>
                 <w:sz w:val="21"/>
                 <w:szCs w:val="21"/>
               </w:rPr>
@@ -124,7 +124,7 @@
             <w:proofErr w:type="spellEnd"/>
             <w:r>
               <w:rPr>
-                <w:rFonts w:ascii="Arial" w:eastAsia="Arial" w:hAnsi="Arial" w:cs="Arial"/>
+                <w:rFonts w:ascii="Arial" w:hAnsi="Arial" w:cs="Arial" w:eastAsia="Arial"/>
                 <w:sz w:val="21"/>
                 <w:szCs w:val="21"/>
               </w:rPr>
@@ -157,7 +157,7 @@
             </w:pPr>
             <w:r>
               <w:rPr>
-                <w:rFonts w:ascii="Arial" w:eastAsia="Arial" w:hAnsi="Arial" w:cs="Arial"/>
+                <w:rFonts w:ascii="Arial" w:hAnsi="Arial" w:cs="Arial" w:eastAsia="Arial"/>
                 <w:b/>
                 <w:sz w:val="21"/>
                 <w:szCs w:val="21"/>
@@ -185,7 +185,7 @@
             </w:pPr>
             <w:r>
               <w:rPr>
-                <w:rFonts w:ascii="Arial" w:eastAsia="Arial" w:hAnsi="Arial" w:cs="Arial"/>
+                <w:rFonts w:ascii="Arial" w:hAnsi="Arial" w:cs="Arial" w:eastAsia="Arial"/>
                 <w:sz w:val="21"/>
                 <w:szCs w:val="21"/>
               </w:rPr>
@@ -218,7 +218,7 @@
             </w:pPr>
             <w:r>
               <w:rPr>
-                <w:rFonts w:ascii="Arial" w:eastAsia="Arial" w:hAnsi="Arial" w:cs="Arial"/>
+                <w:rFonts w:ascii="Arial" w:hAnsi="Arial" w:cs="Arial" w:eastAsia="Arial"/>
                 <w:b/>
                 <w:sz w:val="21"/>
                 <w:szCs w:val="21"/>
@@ -246,7 +246,7 @@
             </w:pPr>
             <w:r>
               <w:rPr>
-                <w:rFonts w:ascii="Arial" w:eastAsia="Arial" w:hAnsi="Arial" w:cs="Arial"/>
+                <w:rFonts w:ascii="Arial" w:hAnsi="Arial" w:cs="Arial" w:eastAsia="Arial"/>
                 <w:sz w:val="21"/>
                 <w:szCs w:val="21"/>
               </w:rPr>
@@ -280,7 +280,7 @@
             </w:pPr>
             <w:r>
               <w:rPr>
-                <w:rFonts w:ascii="Arial" w:eastAsia="Arial" w:hAnsi="Arial" w:cs="Arial"/>
+                <w:rFonts w:ascii="Arial" w:hAnsi="Arial" w:cs="Arial" w:eastAsia="Arial"/>
                 <w:b/>
                 <w:sz w:val="21"/>
                 <w:szCs w:val="21"/>
@@ -310,7 +310,7 @@
             <w:proofErr w:type="spellStart"/>
             <w:r>
               <w:rPr>
-                <w:rFonts w:ascii="Arial" w:eastAsia="Arial" w:hAnsi="Arial" w:cs="Arial"/>
+                <w:rFonts w:ascii="Arial" w:hAnsi="Arial" w:cs="Arial" w:eastAsia="Arial"/>
                 <w:sz w:val="21"/>
                 <w:szCs w:val="21"/>
               </w:rPr>
@@ -319,7 +319,7 @@
             <w:proofErr w:type="spellEnd"/>
             <w:r>
               <w:rPr>
-                <w:rFonts w:ascii="Arial" w:eastAsia="Arial" w:hAnsi="Arial" w:cs="Arial"/>
+                <w:rFonts w:ascii="Arial" w:hAnsi="Arial" w:cs="Arial" w:eastAsia="Arial"/>
                 <w:sz w:val="21"/>
                 <w:szCs w:val="21"/>
               </w:rPr>
@@ -352,7 +352,7 @@
             </w:pPr>
             <w:r>
               <w:rPr>
-                <w:rFonts w:ascii="Arial" w:eastAsia="Arial" w:hAnsi="Arial" w:cs="Arial"/>
+                <w:rFonts w:ascii="Arial" w:hAnsi="Arial" w:cs="Arial" w:eastAsia="Arial"/>
                 <w:b/>
                 <w:sz w:val="21"/>
                 <w:szCs w:val="21"/>
@@ -381,7 +381,7 @@
             <w:proofErr w:type="spellStart"/>
             <w:r>
               <w:rPr>
-                <w:rFonts w:ascii="Arial" w:eastAsia="Arial" w:hAnsi="Arial" w:cs="Arial"/>
+                <w:rFonts w:ascii="Arial" w:hAnsi="Arial" w:cs="Arial" w:eastAsia="Arial"/>
                 <w:sz w:val="21"/>
                 <w:szCs w:val="21"/>
               </w:rPr>
@@ -390,7 +390,7 @@
             <w:proofErr w:type="spellEnd"/>
             <w:r>
               <w:rPr>
-                <w:rFonts w:ascii="Arial" w:eastAsia="Arial" w:hAnsi="Arial" w:cs="Arial"/>
+                <w:rFonts w:ascii="Arial" w:hAnsi="Arial" w:cs="Arial" w:eastAsia="Arial"/>
                 <w:sz w:val="21"/>
                 <w:szCs w:val="21"/>
               </w:rPr>
@@ -423,7 +423,7 @@
             </w:pPr>
             <w:r>
               <w:rPr>
-                <w:rFonts w:ascii="Arial" w:eastAsia="Arial" w:hAnsi="Arial" w:cs="Arial"/>
+                <w:rFonts w:ascii="Arial" w:hAnsi="Arial" w:cs="Arial" w:eastAsia="Arial"/>
                 <w:b/>
                 <w:sz w:val="21"/>
                 <w:szCs w:val="21"/>
@@ -452,7 +452,7 @@
             <w:proofErr w:type="spellStart"/>
             <w:r>
               <w:rPr>
-                <w:rFonts w:ascii="Arial" w:eastAsia="Arial" w:hAnsi="Arial" w:cs="Arial"/>
+                <w:rFonts w:ascii="Arial" w:hAnsi="Arial" w:cs="Arial" w:eastAsia="Arial"/>
                 <w:sz w:val="21"/>
                 <w:szCs w:val="21"/>
               </w:rPr>
@@ -461,7 +461,7 @@
             <w:proofErr w:type="spellEnd"/>
             <w:r>
               <w:rPr>
-                <w:rFonts w:ascii="Arial" w:eastAsia="Arial" w:hAnsi="Arial" w:cs="Arial"/>
+                <w:rFonts w:ascii="Arial" w:hAnsi="Arial" w:cs="Arial" w:eastAsia="Arial"/>
                 <w:sz w:val="21"/>
                 <w:szCs w:val="21"/>
               </w:rPr>
@@ -494,7 +494,7 @@
             </w:pPr>
             <w:r>
               <w:rPr>
-                <w:rFonts w:ascii="Arial" w:eastAsia="Arial" w:hAnsi="Arial" w:cs="Arial"/>
+                <w:rFonts w:ascii="Arial" w:hAnsi="Arial" w:cs="Arial" w:eastAsia="Arial"/>
                 <w:b/>
                 <w:sz w:val="21"/>
                 <w:szCs w:val="21"/>
@@ -522,7 +522,7 @@
             </w:pPr>
             <w:r>
               <w:rPr>
-                <w:rFonts w:ascii="Arial" w:eastAsia="Arial" w:hAnsi="Arial" w:cs="Arial"/>
+                <w:rFonts w:ascii="Arial" w:hAnsi="Arial" w:cs="Arial" w:eastAsia="Arial"/>
                 <w:sz w:val="21"/>
                 <w:szCs w:val="21"/>
               </w:rPr>
@@ -555,7 +555,7 @@
             </w:pPr>
             <w:r>
               <w:rPr>
-                <w:rFonts w:ascii="Arial" w:eastAsia="Arial" w:hAnsi="Arial" w:cs="Arial"/>
+                <w:rFonts w:ascii="Arial" w:hAnsi="Arial" w:cs="Arial" w:eastAsia="Arial"/>
                 <w:b/>
                 <w:sz w:val="21"/>
                 <w:szCs w:val="21"/>
@@ -583,7 +583,7 @@
             </w:pPr>
             <w:r>
               <w:rPr>
-                <w:rFonts w:ascii="Arial" w:eastAsia="Arial" w:hAnsi="Arial" w:cs="Arial"/>
+                <w:rFonts w:ascii="Arial" w:hAnsi="Arial" w:cs="Arial" w:eastAsia="Arial"/>
                 <w:sz w:val="21"/>
                 <w:szCs w:val="21"/>
               </w:rPr>
@@ -616,7 +616,7 @@
             </w:pPr>
             <w:r>
               <w:rPr>
-                <w:rFonts w:ascii="Arial" w:eastAsia="Arial" w:hAnsi="Arial" w:cs="Arial"/>
+                <w:rFonts w:ascii="Arial" w:hAnsi="Arial" w:cs="Arial" w:eastAsia="Arial"/>
                 <w:b/>
                 <w:sz w:val="21"/>
                 <w:szCs w:val="21"/>
@@ -645,7 +645,7 @@
             </w:pPr>
             <w:r>
               <w:rPr>
-                <w:rFonts w:ascii="Arial" w:eastAsia="Arial" w:hAnsi="Arial" w:cs="Arial"/>
+                <w:rFonts w:ascii="Arial" w:hAnsi="Arial" w:cs="Arial" w:eastAsia="Arial"/>
                 <w:sz w:val="21"/>
                 <w:szCs w:val="21"/>
               </w:rPr>
@@ -678,7 +678,7 @@
             </w:pPr>
             <w:r>
               <w:rPr>
-                <w:rFonts w:ascii="Arial" w:eastAsia="Arial" w:hAnsi="Arial" w:cs="Arial"/>
+                <w:rFonts w:ascii="Arial" w:hAnsi="Arial" w:cs="Arial" w:eastAsia="Arial"/>
                 <w:b/>
                 <w:sz w:val="21"/>
                 <w:szCs w:val="21"/>
@@ -706,7 +706,7 @@
             </w:pPr>
             <w:r>
               <w:rPr>
-                <w:rFonts w:ascii="Arial" w:eastAsia="Arial" w:hAnsi="Arial" w:cs="Arial"/>
+                <w:rFonts w:ascii="Arial" w:hAnsi="Arial" w:cs="Arial" w:eastAsia="Arial"/>
                 <w:sz w:val="21"/>
                 <w:szCs w:val="21"/>
               </w:rPr>
@@ -739,7 +739,7 @@
             </w:pPr>
             <w:r>
               <w:rPr>
-                <w:rFonts w:ascii="Arial" w:eastAsia="Arial" w:hAnsi="Arial" w:cs="Arial"/>
+                <w:rFonts w:ascii="Arial" w:hAnsi="Arial" w:cs="Arial" w:eastAsia="Arial"/>
                 <w:b/>
                 <w:sz w:val="21"/>
                 <w:szCs w:val="21"/>
@@ -767,7 +767,7 @@
             </w:pPr>
             <w:r>
               <w:rPr>
-                <w:rFonts w:ascii="Arial" w:eastAsia="Arial" w:hAnsi="Arial" w:cs="Arial"/>
+                <w:rFonts w:ascii="Arial" w:hAnsi="Arial" w:cs="Arial" w:eastAsia="Arial"/>
                 <w:sz w:val="21"/>
                 <w:szCs w:val="21"/>
               </w:rPr>
@@ -800,7 +800,7 @@
             </w:pPr>
             <w:r>
               <w:rPr>
-                <w:rFonts w:ascii="Arial" w:eastAsia="Arial" w:hAnsi="Arial" w:cs="Arial"/>
+                <w:rFonts w:ascii="Arial" w:hAnsi="Arial" w:cs="Arial" w:eastAsia="Arial"/>
                 <w:b/>
                 <w:sz w:val="21"/>
                 <w:szCs w:val="21"/>
@@ -828,7 +828,7 @@
             </w:pPr>
             <w:r>
               <w:rPr>
-                <w:rFonts w:ascii="Arial" w:eastAsia="Arial" w:hAnsi="Arial" w:cs="Arial"/>
+                <w:rFonts w:ascii="Arial" w:hAnsi="Arial" w:cs="Arial" w:eastAsia="Arial"/>
                 <w:sz w:val="21"/>
                 <w:szCs w:val="21"/>
               </w:rPr>
@@ -861,7 +861,7 @@
             </w:pPr>
             <w:r>
               <w:rPr>
-                <w:rFonts w:ascii="Arial" w:eastAsia="Arial" w:hAnsi="Arial" w:cs="Arial"/>
+                <w:rFonts w:ascii="Arial" w:hAnsi="Arial" w:cs="Arial" w:eastAsia="Arial"/>
                 <w:b/>
                 <w:sz w:val="21"/>
                 <w:szCs w:val="21"/>
@@ -889,7 +889,7 @@
             </w:pPr>
             <w:r>
               <w:rPr>
-                <w:rFonts w:ascii="Arial" w:eastAsia="Arial" w:hAnsi="Arial" w:cs="Arial"/>
+                <w:rFonts w:ascii="Arial" w:hAnsi="Arial" w:cs="Arial" w:eastAsia="Arial"/>
                 <w:sz w:val="21"/>
                 <w:szCs w:val="21"/>
               </w:rPr>
@@ -914,10 +914,10 @@
   <w:docDefaults>
     <w:rPrDefault>
       <w:rPr>
-        <w:rFonts w:asciiTheme="minorHAnsi" w:eastAsiaTheme="minorEastAsia" w:hAnsiTheme="minorHAnsi" w:cstheme="minorBidi"/>
+        <w:rFonts w:ascii="Arial" w:hAnsi="Arial" w:cs="Arial" w:eastAsia="Arial"/>
         <w:kern w:val="2"/>
-        <w:sz w:val="24"/>
-        <w:szCs w:val="24"/>
+        <w:sz w:val="21"/>
+        <w:szCs w:val="21"/>
         <w:lang w:val="en-IN" w:eastAsia="en-IN" w:bidi="ar-SA"/>
         <w14:ligatures w14:val="standardContextual"/>
       </w:rPr>
@@ -1313,9 +1313,9 @@
       <w:spacing w:line="259" w:lineRule="auto"/>
     </w:pPr>
     <w:rPr>
-      <w:rFonts w:ascii="Calibri" w:eastAsia="Calibri" w:hAnsi="Calibri" w:cs="Calibri"/>
+      <w:rFonts w:ascii="Arial" w:hAnsi="Arial" w:cs="Arial" w:eastAsia="Arial"/>
       <w:color w:val="000000"/>
-      <w:sz w:val="22"/>
+      <w:sz w:val="21"/>
     </w:rPr>
   </w:style>
   <w:style w:type="character" w:default="1" w:styleId="DefaultParagraphFont">
